--- a/products-storage/07-uderzhaniya-shtrafy-zachety/11-trebovanie-o-vozvrate-uderzhaniya.docx
+++ b/products-storage/07-uderzhaniya-shtrafy-zachety/11-trebovanie-o-vozvrate-uderzhaniya.docx
@@ -110,6 +110,11 @@
         <w:t xml:space="preserve">   - Срок возврата по пункту [номер] Договора: [срок]. Он истёк / истекает: [дата].</w:t>
       </w:r>
     </w:p>
+    <w:p>
+      <w:r>
+        <w:t xml:space="preserve">   - Заявленных в установленном Договором порядке зачётов, удержаний и претензий по качеству, уменьшающих сумму к возврату, на дату настоящего требования не имеется. [Если такие заявления есть — указать их и сумму, которую они затрагивают; несогласие с ними оформляется отдельным возражением на зачёт — файл 03 комплекта.]</w:t>
+      </w:r>
+    </w:p>
     <w:p/>
     <w:p>
       <w:r>
@@ -118,7 +123,7 @@
     </w:p>
     <w:p>
       <w:r>
-        <w:t xml:space="preserve">   Согласно ст. 309 ГК РФ обязательства должны исполняться надлежащим образом в соответствии с их условиями. Согласно ст. 310 ГК РФ односторонний отказ от исполнения обязательства не допускается.</w:t>
+        <w:t xml:space="preserve">   Согласно ст. 309 ГК РФ обязательства должны исполняться надлежащим образом в соответствии с их условиями. Согласно ст. 310 ГК РФ односторонний отказ от исполнения обязательства не допускается, за исключением случаев, предусмотренных законом или иными правовыми актами; Договором такое право Заказчика в отношении возврата гарантийного удержания не предусмотрено.</w:t>
       </w:r>
     </w:p>
     <w:p>
@@ -134,7 +139,7 @@
     </w:p>
     <w:p>
       <w:r>
-        <w:t xml:space="preserve">   В срок, установленный пунктом [номер] Договора [если срок Договором не установлен — в срок, предусмотренный ст. 314 ГК РФ], перечислить сумму гарантийного удержания [сумма] руб. по реквизитам: [реквизиты].</w:t>
+        <w:t xml:space="preserve">   В срок, установленный пунктом [номер] Договора [если срок Договором не установлен — в срок, предусмотренный п. 2 ст. 314 ГК РФ], перечислить сумму гарантийного удержания [сумма] руб. по реквизитам: [реквизиты].</w:t>
       </w:r>
     </w:p>
     <w:p/>
